--- a/pitch/exports/pitch-PITCH_DECK.docx
+++ b/pitch/exports/pitch-PITCH_DECK.docx
@@ -2,7 +2,7 @@
 <file path=word/document.xml><?xml version="1.0" encoding="utf-8"?>
 <w:document xmlns:w="http://schemas.openxmlformats.org/wordprocessingml/2006/main" xmlns:m="http://schemas.openxmlformats.org/officeDocument/2006/math" xmlns:r="http://schemas.openxmlformats.org/officeDocument/2006/relationships" xmlns:o="urn:schemas-microsoft-com:office:office" xmlns:v="urn:schemas-microsoft-com:vml" xmlns:w10="urn:schemas-microsoft-com:office:word" xmlns:a="http://schemas.openxmlformats.org/drawingml/2006/main" xmlns:pic="http://schemas.openxmlformats.org/drawingml/2006/picture" xmlns:wp="http://schemas.openxmlformats.org/drawingml/2006/wordprocessingDrawing">
   <w:body>
-    <w:bookmarkStart w:id="52" w:name="X2f47ba6e23aed3dbbfdd405fd9cf737aa40785a"/>
+    <w:bookmarkStart w:id="53" w:name="X2f47ba6e23aed3dbbfdd405fd9cf737aa40785a"/>
     <w:p>
       <w:pPr>
         <w:pStyle w:val="Heading1"/>
@@ -905,6 +905,30 @@
     </w:p>
     <w:p>
       <w:pPr>
+        <w:pStyle w:val="BlockText"/>
+      </w:pPr>
+      <w:r>
+        <w:t xml:space="preserve">NFT-derived cards carry a</w:t>
+      </w:r>
+      <w:r>
+        <w:t xml:space="preserve"> </w:t>
+      </w:r>
+      <w:r>
+        <w:rPr>
+          <w:b/>
+          <w:bCs/>
+        </w:rPr>
+        <w:t xml:space="preserve">shimmering gold animated frame</w:t>
+      </w:r>
+      <w:r>
+        <w:t xml:space="preserve"> </w:t>
+      </w:r>
+      <w:r>
+        <w:t xml:space="preserve">plus an "NFT" badge in the corner — instantly distinguishable from Web2 starter / pack cards. Collectibility cue, not power cue.</w:t>
+      </w:r>
+    </w:p>
+    <w:p>
+      <w:pPr>
         <w:pStyle w:val="Heading2"/>
       </w:pPr>
       <w:bookmarkStart w:id="19" w:name="web-25--the-differentiating-thesis"/>
@@ -918,23 +942,49 @@
         <w:pStyle w:val="BlockText"/>
       </w:pPr>
       <w:r>
-        <w:t xml:space="preserve">Web2 players never see a wallet. Web3 players unlock a deeper, NFT-native layer.</w:t>
-      </w:r>
-      <w:r>
-        <w:t xml:space="preserve"> </w:t>
-      </w:r>
-      <w:r>
-        <w:rPr>
-          <w:b/>
-          <w:bCs/>
-        </w:rPr>
-        <w:t xml:space="preserve">Both compete on equal ground</w:t>
-      </w:r>
-      <w:r>
-        <w:t xml:space="preserve"> </w:t>
-      </w:r>
-      <w:r>
-        <w:t xml:space="preserve">thanks to our F2P balance manifesto: NFT cards are</w:t>
+        <w:rPr>
+          <w:b/>
+          <w:bCs/>
+        </w:rPr>
+        <w:t xml:space="preserve">Web2 players</w:t>
+      </w:r>
+      <w:r>
+        <w:t xml:space="preserve"> </w:t>
+      </w:r>
+      <w:r>
+        <w:t xml:space="preserve">sign in with Google, get a free starter deck, and can reach the top of the ladder — without spending, without a wallet. It just takes more effort and skill.</w:t>
+      </w:r>
+      <w:r>
+        <w:t xml:space="preserve"> </w:t>
+      </w:r>
+      <w:r>
+        <w:rPr>
+          <w:b/>
+          <w:bCs/>
+        </w:rPr>
+        <w:t xml:space="preserve">Web3 players</w:t>
+      </w:r>
+      <w:r>
+        <w:t xml:space="preserve"> </w:t>
+      </w:r>
+      <w:r>
+        <w:t xml:space="preserve">connect their Ronin wallet and unlock the NFT-as-card layer.</w:t>
+      </w:r>
+      <w:r>
+        <w:t xml:space="preserve"> </w:t>
+      </w:r>
+      <w:r>
+        <w:rPr>
+          <w:b/>
+          <w:bCs/>
+        </w:rPr>
+        <w:t xml:space="preserve">Both compete on the same ladder.</w:t>
+      </w:r>
+      <w:r>
+        <w:t xml:space="preserve"> </w:t>
+      </w:r>
+      <w:r>
+        <w:t xml:space="preserve">NFT cards are</w:t>
       </w:r>
       <w:r>
         <w:t xml:space="preserve"> </w:t>
@@ -947,7 +997,7 @@
         <w:t xml:space="preserve">side-grades</w:t>
       </w:r>
       <w:r>
-        <w:t xml:space="preserve">, not upgrades.</w:t>
+        <w:t xml:space="preserve">, not upgrades. F2P balance manifesto is non-negotiable and published in the repo.</w:t>
       </w:r>
     </w:p>
     <w:p>
@@ -1543,7 +1593,7 @@
         </w:numPr>
       </w:pPr>
       <w:r>
-        <w:t xml:space="preserve">Dashboard mobile (3 PvE difficulty cards visible)</w:t>
+        <w:t xml:space="preserve">Dashboard mobile (3 PvE difficulty cards visible — Rookie/Veteran/Master)</w:t>
       </w:r>
     </w:p>
     <w:p>
@@ -1588,7 +1638,23 @@
         <w:t xml:space="preserve"> </w:t>
       </w:r>
       <w:r>
-        <w:t xml:space="preserve">— Axie NFTs rendered as unique cards (THE HOOK)</w:t>
+        <w:t xml:space="preserve">— Axie NFTs rendered as unique cards with</w:t>
+      </w:r>
+      <w:r>
+        <w:t xml:space="preserve"> </w:t>
+      </w:r>
+      <w:r>
+        <w:rPr>
+          <w:b/>
+          <w:bCs/>
+        </w:rPr>
+        <w:t xml:space="preserve">animated gold frame</w:t>
+      </w:r>
+      <w:r>
+        <w:t xml:space="preserve"> </w:t>
+      </w:r>
+      <w:r>
+        <w:t xml:space="preserve">(THE HOOK)</w:t>
       </w:r>
     </w:p>
     <w:p>
@@ -1660,7 +1726,7 @@
         <w:t xml:space="preserve">PvE ladder</w:t>
       </w:r>
       <w:r>
-        <w:t xml:space="preserve">: 3 difficulties (Novato / Avanzado / Experto) — bot AI uses class advantage logic</w:t>
+        <w:t xml:space="preserve">: 3 difficulties (Rookie / Veteran / Master) — bot AI uses class advantage logic</w:t>
       </w:r>
     </w:p>
     <w:p>
@@ -1707,166 +1773,182 @@
           <w:b/>
           <w:bCs/>
         </w:rPr>
+        <w:t xml:space="preserve">Daily quests</w:t>
+      </w:r>
+      <w:r>
+        <w:t xml:space="preserve">: WIN_PVE / PLAY_GAMES with atomic claim</w:t>
+      </w:r>
+    </w:p>
+    <w:p>
+      <w:pPr>
+        <w:pStyle w:val="Compact"/>
+        <w:numPr>
+          <w:ilvl w:val="0"/>
+          <w:numId w:val="1017"/>
+        </w:numPr>
+      </w:pPr>
+      <w:r>
+        <w:t xml:space="preserve">✅</w:t>
+      </w:r>
+      <w:r>
+        <w:t xml:space="preserve"> </w:t>
+      </w:r>
+      <w:r>
+        <w:rPr>
+          <w:b/>
+          <w:bCs/>
+        </w:rPr>
+        <w:t xml:space="preserve">Wallet linking (auth scaffolding)</w:t>
+      </w:r>
+      <w:r>
+        <w:t xml:space="preserve">: Waypoint MPC + manual SIWE flow coded — Phase 2 to enable</w:t>
+      </w:r>
+    </w:p>
+    <w:p>
+      <w:pPr>
+        <w:pStyle w:val="Compact"/>
+        <w:numPr>
+          <w:ilvl w:val="0"/>
+          <w:numId w:val="1017"/>
+        </w:numPr>
+      </w:pPr>
+      <w:r>
+        <w:t xml:space="preserve">✅</w:t>
+      </w:r>
+      <w:r>
+        <w:t xml:space="preserve"> </w:t>
+      </w:r>
+      <w:r>
+        <w:rPr>
+          <w:b/>
+          <w:bCs/>
+        </w:rPr>
+        <w:t xml:space="preserve">Mobile-first UX</w:t>
+      </w:r>
+      <w:r>
+        <w:t xml:space="preserve">: tested on Samsung Internet, Safari iOS, Chrome Android</w:t>
+      </w:r>
+    </w:p>
+    <w:p>
+      <w:pPr>
+        <w:pStyle w:val="Compact"/>
+        <w:numPr>
+          <w:ilvl w:val="0"/>
+          <w:numId w:val="1017"/>
+        </w:numPr>
+      </w:pPr>
+      <w:r>
+        <w:t xml:space="preserve">✅</w:t>
+      </w:r>
+      <w:r>
+        <w:t xml:space="preserve"> </w:t>
+      </w:r>
+      <w:r>
+        <w:rPr>
+          <w:b/>
+          <w:bCs/>
+        </w:rPr>
+        <w:t xml:space="preserve">Match persistence</w:t>
+      </w:r>
+      <w:r>
+        <w:t xml:space="preserve">: deterministic replay log (cap 10k entries) for audit &amp; analytics</w:t>
+      </w:r>
+    </w:p>
+    <w:p>
+      <w:pPr>
+        <w:pStyle w:val="Compact"/>
+        <w:numPr>
+          <w:ilvl w:val="0"/>
+          <w:numId w:val="1017"/>
+        </w:numPr>
+      </w:pPr>
+      <w:r>
+        <w:t xml:space="preserve">✅</w:t>
+      </w:r>
+      <w:r>
+        <w:t xml:space="preserve"> </w:t>
+      </w:r>
+      <w:r>
+        <w:rPr>
+          <w:rStyle w:val="VerbatimChar"/>
+          <w:b/>
+          <w:bCs/>
+        </w:rPr>
+        <w:t xml:space="preserve">/my-axies</w:t>
+      </w:r>
+      <w:r>
+        <w:rPr>
+          <w:b/>
+          <w:bCs/>
+        </w:rPr>
+        <w:t xml:space="preserve"> </w:t>
+      </w:r>
+      <w:r>
+        <w:rPr>
+          <w:b/>
+          <w:bCs/>
+        </w:rPr>
+        <w:t xml:space="preserve">page</w:t>
+      </w:r>
+      <w:r>
+        <w:t xml:space="preserve">: live Ronin address → real Axies as cards · or</w:t>
+      </w:r>
+      <w:r>
+        <w:t xml:space="preserve"> </w:t>
+      </w:r>
+      <w:r>
+        <w:rPr>
+          <w:b/>
+          <w:bCs/>
+        </w:rPr>
+        <w:t xml:space="preserve">Demo mode</w:t>
+      </w:r>
+      <w:r>
+        <w:t xml:space="preserve"> </w:t>
+      </w:r>
+      <w:r>
+        <w:t xml:space="preserve">with 5 preset Axies (no wallet required). NFT cards rendered with shimmering gold frame + NFT badge.</w:t>
+      </w:r>
+    </w:p>
+    <w:p>
+      <w:pPr>
+        <w:pStyle w:val="Compact"/>
+        <w:numPr>
+          <w:ilvl w:val="0"/>
+          <w:numId w:val="1017"/>
+        </w:numPr>
+      </w:pPr>
+      <w:r>
+        <w:t xml:space="preserve">🟡</w:t>
+      </w:r>
+      <w:r>
+        <w:t xml:space="preserve"> </w:t>
+      </w:r>
+      <w:r>
+        <w:rPr>
+          <w:b/>
+          <w:bCs/>
+        </w:rPr>
         <w:t xml:space="preserve">Tournaments</w:t>
       </w:r>
       <w:r>
-        <w:t xml:space="preserve">: single-elimination brackets · byes · prize distribution · refunds</w:t>
-      </w:r>
-    </w:p>
-    <w:p>
-      <w:pPr>
-        <w:pStyle w:val="Compact"/>
-        <w:numPr>
-          <w:ilvl w:val="0"/>
-          <w:numId w:val="1017"/>
-        </w:numPr>
-      </w:pPr>
-      <w:r>
-        <w:t xml:space="preserve">✅</w:t>
-      </w:r>
-      <w:r>
-        <w:t xml:space="preserve"> </w:t>
-      </w:r>
-      <w:r>
-        <w:rPr>
-          <w:b/>
-          <w:bCs/>
-        </w:rPr>
-        <w:t xml:space="preserve">Daily quests</w:t>
-      </w:r>
-      <w:r>
-        <w:t xml:space="preserve">: WIN_PVE / PLAY_GAMES with atomic claim</w:t>
-      </w:r>
-    </w:p>
-    <w:p>
-      <w:pPr>
-        <w:pStyle w:val="Compact"/>
-        <w:numPr>
-          <w:ilvl w:val="0"/>
-          <w:numId w:val="1017"/>
-        </w:numPr>
-      </w:pPr>
-      <w:r>
-        <w:t xml:space="preserve">✅</w:t>
-      </w:r>
-      <w:r>
-        <w:t xml:space="preserve"> </w:t>
-      </w:r>
-      <w:r>
-        <w:rPr>
-          <w:b/>
-          <w:bCs/>
-        </w:rPr>
-        <w:t xml:space="preserve">Wallet linking</w:t>
-      </w:r>
-      <w:r>
-        <w:t xml:space="preserve">: Waypoint MPC + manual SIWE flow (NFT validation gates Ranked Premium)</w:t>
-      </w:r>
-    </w:p>
-    <w:p>
-      <w:pPr>
-        <w:pStyle w:val="Compact"/>
-        <w:numPr>
-          <w:ilvl w:val="0"/>
-          <w:numId w:val="1017"/>
-        </w:numPr>
-      </w:pPr>
-      <w:r>
-        <w:t xml:space="preserve">✅</w:t>
-      </w:r>
-      <w:r>
-        <w:t xml:space="preserve"> </w:t>
-      </w:r>
-      <w:r>
-        <w:rPr>
-          <w:b/>
-          <w:bCs/>
-        </w:rPr>
-        <w:t xml:space="preserve">Mobile-first UX</w:t>
-      </w:r>
-      <w:r>
-        <w:t xml:space="preserve">: tested on Samsung Internet, Safari iOS, Chrome Android</w:t>
-      </w:r>
-    </w:p>
-    <w:p>
-      <w:pPr>
-        <w:pStyle w:val="Compact"/>
-        <w:numPr>
-          <w:ilvl w:val="0"/>
-          <w:numId w:val="1017"/>
-        </w:numPr>
-      </w:pPr>
-      <w:r>
-        <w:t xml:space="preserve">✅</w:t>
-      </w:r>
-      <w:r>
-        <w:t xml:space="preserve"> </w:t>
-      </w:r>
-      <w:r>
-        <w:rPr>
-          <w:b/>
-          <w:bCs/>
-        </w:rPr>
-        <w:t xml:space="preserve">Match persistence</w:t>
-      </w:r>
-      <w:r>
-        <w:t xml:space="preserve">: deterministic replay log (cap 10k entries) for audit &amp; analytics</w:t>
-      </w:r>
-    </w:p>
-    <w:p>
-      <w:pPr>
-        <w:pStyle w:val="Compact"/>
-        <w:numPr>
-          <w:ilvl w:val="0"/>
-          <w:numId w:val="1017"/>
-        </w:numPr>
-      </w:pPr>
-      <w:r>
-        <w:t xml:space="preserve">✅</w:t>
-      </w:r>
-      <w:r>
-        <w:t xml:space="preserve"> </w:t>
-      </w:r>
-      <w:r>
-        <w:rPr>
-          <w:rStyle w:val="VerbatimChar"/>
-          <w:b/>
-          <w:bCs/>
-        </w:rPr>
-        <w:t xml:space="preserve">/my-axies</w:t>
-      </w:r>
-      <w:r>
-        <w:rPr>
-          <w:b/>
-          <w:bCs/>
-        </w:rPr>
-        <w:t xml:space="preserve"> </w:t>
-      </w:r>
-      <w:r>
-        <w:rPr>
-          <w:b/>
-          <w:bCs/>
-        </w:rPr>
-        <w:t xml:space="preserve">page</w:t>
-      </w:r>
-      <w:r>
-        <w:t xml:space="preserve">: live Ronin address → real Axies as cards · or</w:t>
-      </w:r>
-      <w:r>
-        <w:t xml:space="preserve"> </w:t>
-      </w:r>
-      <w:r>
-        <w:rPr>
-          <w:b/>
-          <w:bCs/>
-        </w:rPr>
-        <w:t xml:space="preserve">Demo mode</w:t>
-      </w:r>
-      <w:r>
-        <w:t xml:space="preserve"> </w:t>
-      </w:r>
-      <w:r>
-        <w:t xml:space="preserve">with 5 preset Axies (no wallet required)</w:t>
+        <w:t xml:space="preserve">: bracket + prize distribution code shipped;</w:t>
+      </w:r>
+      <w:r>
+        <w:t xml:space="preserve"> </w:t>
+      </w:r>
+      <w:r>
+        <w:rPr>
+          <w:b/>
+          <w:bCs/>
+        </w:rPr>
+        <w:t xml:space="preserve">disabled button visible on dashboard</w:t>
+      </w:r>
+      <w:r>
+        <w:t xml:space="preserve"> </w:t>
+      </w:r>
+      <w:r>
+        <w:t xml:space="preserve">as Phase 2 marker — opens when PvP ladder ships</w:t>
       </w:r>
     </w:p>
     <w:p>
@@ -2126,7 +2208,7 @@
                 <w:b/>
                 <w:bCs/>
               </w:rPr>
-              <w:t xml:space="preserve">tournament entry: 90 % prize pool / 10 % BURN</w:t>
+              <w:t xml:space="preserve">tournament entry: 90 % players / 5 % BURN / 5 % game treasury</w:t>
             </w:r>
           </w:p>
         </w:tc>
@@ -2367,7 +2449,7 @@
         </w:numPr>
       </w:pPr>
       <w:r>
-        <w:t xml:space="preserve">"Every pillar in your public Builders Program rationale, we hit. The 90/10 burn is the headline: every tournament entry burns AXS or SLP forever. Direct deflationary pressure."</w:t>
+        <w:t xml:space="preserve">"Every pillar in your public Builders Program rationale, we hit. The 90 / 5 / 5 split is the headline: every tournament entry routes 90 % to players, 5 % to permanent burn, 5 % to a transparent game treasury that funds content and audits. Direct deflationary pressure plus sustainable runway."</w:t>
       </w:r>
     </w:p>
     <w:p>
@@ -2735,7 +2817,7 @@
       </w:r>
     </w:p>
     <w:bookmarkEnd w:id="33"/>
-    <w:bookmarkStart w:id="39" w:name="X7353a126c07b767ebd9c250bb939a9ef0747fed"/>
+    <w:bookmarkStart w:id="40" w:name="X7353a126c07b767ebd9c250bb939a9ef0747fed"/>
     <w:p>
       <w:pPr>
         <w:pStyle w:val="Heading2"/>
@@ -2765,7 +2847,67 @@
         </w:numPr>
       </w:pPr>
       <w:r>
-        <w:t xml:space="preserve">Flow diagram (ASCII or SVG): User pays AXS/SLP entry → 90 % goes to prize pool → 10 % goes to BURN address → public on-chain ledger</w:t>
+        <w:t xml:space="preserve">3-way flow diagram (ASCII or SVG): User pays AXS/SLP entry → splits into</w:t>
+      </w:r>
+      <w:r>
+        <w:t xml:space="preserve"> </w:t>
+      </w:r>
+      <w:r>
+        <w:rPr>
+          <w:b/>
+          <w:bCs/>
+        </w:rPr>
+        <w:t xml:space="preserve">90 % players</w:t>
+      </w:r>
+      <w:r>
+        <w:t xml:space="preserve"> </w:t>
+      </w:r>
+      <w:r>
+        <w:t xml:space="preserve">(top 3 prize tiers) /</w:t>
+      </w:r>
+      <w:r>
+        <w:t xml:space="preserve"> </w:t>
+      </w:r>
+      <w:r>
+        <w:rPr>
+          <w:b/>
+          <w:bCs/>
+        </w:rPr>
+        <w:t xml:space="preserve">5 % BURN</w:t>
+      </w:r>
+      <w:r>
+        <w:t xml:space="preserve"> </w:t>
+      </w:r>
+      <w:r>
+        <w:t xml:space="preserve">(perma to</w:t>
+      </w:r>
+      <w:r>
+        <w:t xml:space="preserve"> </w:t>
+      </w:r>
+      <w:r>
+        <w:rPr>
+          <w:rStyle w:val="VerbatimChar"/>
+        </w:rPr>
+        <w:t xml:space="preserve">0x…dEaD</w:t>
+      </w:r>
+      <w:r>
+        <w:t xml:space="preserve">) /</w:t>
+      </w:r>
+      <w:r>
+        <w:t xml:space="preserve"> </w:t>
+      </w:r>
+      <w:r>
+        <w:rPr>
+          <w:b/>
+          <w:bCs/>
+        </w:rPr>
+        <w:t xml:space="preserve">5 % GAME TREASURY</w:t>
+      </w:r>
+      <w:r>
+        <w:t xml:space="preserve"> </w:t>
+      </w:r>
+      <w:r>
+        <w:t xml:space="preserve">(multisig — funds content + audits + F2P prize seeding). Public on-chain ledger annotation underneath.</w:t>
       </w:r>
     </w:p>
     <w:p>
@@ -2864,7 +3006,13 @@
           <w:b/>
           <w:bCs/>
         </w:rPr>
-        <w:t xml:space="preserve">90 % of pot → prize pool</w:t>
+        <w:t xml:space="preserve">90 % of pot → players</w:t>
+      </w:r>
+      <w:r>
+        <w:t xml:space="preserve"> </w:t>
+      </w:r>
+      <w:r>
+        <w:t xml:space="preserve">(top 3, 60 / 25 / 15)</w:t>
       </w:r>
     </w:p>
     <w:p>
@@ -2880,7 +3028,7 @@
           <w:b/>
           <w:bCs/>
         </w:rPr>
-        <w:t xml:space="preserve">10 % → permanent BURN</w:t>
+        <w:t xml:space="preserve">5 % → permanent BURN</w:t>
       </w:r>
       <w:r>
         <w:t xml:space="preserve"> </w:t>
@@ -2914,28 +3062,118 @@
           <w:b/>
           <w:bCs/>
         </w:rPr>
+        <w:t xml:space="preserve">5 % → game treasury</w:t>
+      </w:r>
+      <w:r>
+        <w:t xml:space="preserve"> </w:t>
+      </w:r>
+      <w:r>
+        <w:t xml:space="preserve">(multisig — funds content drops, audits, F2P-tournament prize seeding)</w:t>
+      </w:r>
+    </w:p>
+    <w:p>
+      <w:pPr>
+        <w:pStyle w:val="Compact"/>
+        <w:numPr>
+          <w:ilvl w:val="0"/>
+          <w:numId w:val="1029"/>
+        </w:numPr>
+      </w:pPr>
+      <w:r>
+        <w:rPr>
+          <w:b/>
+          <w:bCs/>
+        </w:rPr>
         <w:t xml:space="preserve">Result</w:t>
       </w:r>
       <w:r>
-        <w:t xml:space="preserve">: every tournament = real, auditable deflationary pressure on AXS + SLP supply</w:t>
+        <w:t xml:space="preserve">: every tournament = real, auditable deflationary pressure on AXS + SLP supply AND a transparent operating fund</w:t>
       </w:r>
     </w:p>
     <w:p>
       <w:pPr>
         <w:pStyle w:val="Heading2"/>
       </w:pPr>
-      <w:bookmarkStart w:id="36" w:name="why-this-matters-to-sky-mavis"/>
+      <w:bookmarkStart w:id="36" w:name="X149baea45dc2d426e3800c828f25664be2928b5"/>
+      <w:r>
+        <w:t xml:space="preserve">Why split the non-prize half (not pure 10 % burn)?</w:t>
+      </w:r>
+      <w:bookmarkEnd w:id="36"/>
+    </w:p>
+    <w:p>
+      <w:pPr>
+        <w:pStyle w:val="Compact"/>
+        <w:numPr>
+          <w:ilvl w:val="0"/>
+          <w:numId w:val="1030"/>
+        </w:numPr>
+      </w:pPr>
+      <w:r>
+        <w:t xml:space="preserve">Pure burn looks great on tokenomics but leaves the project underfunded</w:t>
+      </w:r>
+    </w:p>
+    <w:p>
+      <w:pPr>
+        <w:pStyle w:val="Compact"/>
+        <w:numPr>
+          <w:ilvl w:val="0"/>
+          <w:numId w:val="1030"/>
+        </w:numPr>
+      </w:pPr>
+      <w:r>
+        <w:t xml:space="preserve">The 5 % treasury keeps the game alive: content cadence, security audits, F2P tournament seeding, esports sponsorship</w:t>
+      </w:r>
+    </w:p>
+    <w:p>
+      <w:pPr>
+        <w:pStyle w:val="Compact"/>
+        <w:numPr>
+          <w:ilvl w:val="0"/>
+          <w:numId w:val="1030"/>
+        </w:numPr>
+      </w:pPr>
+      <w:r>
+        <w:t xml:space="preserve">Treasury is a transparent multisig — auditable on Ronin, not a black box</w:t>
+      </w:r>
+    </w:p>
+    <w:p>
+      <w:pPr>
+        <w:pStyle w:val="Compact"/>
+        <w:numPr>
+          <w:ilvl w:val="0"/>
+          <w:numId w:val="1030"/>
+        </w:numPr>
+      </w:pPr>
+      <w:r>
+        <w:t xml:space="preserve">Burn share stays meaningful: at scale this is</w:t>
+      </w:r>
+      <w:r>
+        <w:t xml:space="preserve"> </w:t>
+      </w:r>
+      <w:r>
+        <w:rPr>
+          <w:b/>
+          <w:bCs/>
+        </w:rPr>
+        <w:t xml:space="preserve">tens of thousands of AXS burned per month</w:t>
+      </w:r>
+    </w:p>
+    <w:p>
+      <w:pPr>
+        <w:pStyle w:val="Heading2"/>
+      </w:pPr>
+      <w:bookmarkStart w:id="37" w:name="why-this-matters-to-sky-mavis"/>
       <w:r>
         <w:t xml:space="preserve">Why this matters to Sky Mavis</w:t>
       </w:r>
-      <w:bookmarkEnd w:id="36"/>
-    </w:p>
-    <w:p>
-      <w:pPr>
-        <w:pStyle w:val="Compact"/>
-        <w:numPr>
-          <w:ilvl w:val="0"/>
-          <w:numId w:val="1030"/>
+      <w:bookmarkEnd w:id="37"/>
+    </w:p>
+    <w:p>
+      <w:pPr>
+        <w:pStyle w:val="Compact"/>
+        <w:numPr>
+          <w:ilvl w:val="0"/>
+          <w:numId w:val="1031"/>
         </w:numPr>
       </w:pPr>
       <w:r>
@@ -2957,7 +3195,7 @@
         <w:pStyle w:val="Compact"/>
         <w:numPr>
           <w:ilvl w:val="0"/>
-          <w:numId w:val="1030"/>
+          <w:numId w:val="1031"/>
         </w:numPr>
       </w:pPr>
       <w:r>
@@ -2979,7 +3217,7 @@
         <w:pStyle w:val="Compact"/>
         <w:numPr>
           <w:ilvl w:val="0"/>
-          <w:numId w:val="1030"/>
+          <w:numId w:val="1031"/>
         </w:numPr>
       </w:pPr>
       <w:r>
@@ -3001,15 +3239,15 @@
         <w:pStyle w:val="Compact"/>
         <w:numPr>
           <w:ilvl w:val="0"/>
-          <w:numId w:val="1030"/>
-        </w:numPr>
-      </w:pPr>
-      <w:r>
-        <w:rPr>
-          <w:b/>
-          <w:bCs/>
-        </w:rPr>
-        <w:t xml:space="preserve">Public on-chain burn ledger</w:t>
+          <w:numId w:val="1031"/>
+        </w:numPr>
+      </w:pPr>
+      <w:r>
+        <w:rPr>
+          <w:b/>
+          <w:bCs/>
+        </w:rPr>
+        <w:t xml:space="preserve">Public on-chain ledger for both burn and treasury</w:t>
       </w:r>
       <w:r>
         <w:t xml:space="preserve"> </w:t>
@@ -3022,18 +3260,18 @@
       <w:pPr>
         <w:pStyle w:val="Heading2"/>
       </w:pPr>
-      <w:bookmarkStart w:id="37" w:name="other-revenue-streams--sinks"/>
+      <w:bookmarkStart w:id="38" w:name="other-revenue-streams--sinks"/>
       <w:r>
         <w:t xml:space="preserve">Other revenue streams + sinks</w:t>
       </w:r>
-      <w:bookmarkEnd w:id="37"/>
-    </w:p>
-    <w:p>
-      <w:pPr>
-        <w:pStyle w:val="Compact"/>
-        <w:numPr>
-          <w:ilvl w:val="0"/>
-          <w:numId w:val="1031"/>
+      <w:bookmarkEnd w:id="38"/>
+    </w:p>
+    <w:p>
+      <w:pPr>
+        <w:pStyle w:val="Compact"/>
+        <w:numPr>
+          <w:ilvl w:val="0"/>
+          <w:numId w:val="1032"/>
         </w:numPr>
       </w:pPr>
       <w:r>
@@ -3055,7 +3293,7 @@
         <w:pStyle w:val="Compact"/>
         <w:numPr>
           <w:ilvl w:val="0"/>
-          <w:numId w:val="1031"/>
+          <w:numId w:val="1032"/>
         </w:numPr>
       </w:pPr>
       <w:r>
@@ -3077,7 +3315,7 @@
         <w:pStyle w:val="Compact"/>
         <w:numPr>
           <w:ilvl w:val="0"/>
-          <w:numId w:val="1031"/>
+          <w:numId w:val="1032"/>
         </w:numPr>
       </w:pPr>
       <w:r>
@@ -3099,7 +3337,7 @@
         <w:pStyle w:val="Compact"/>
         <w:numPr>
           <w:ilvl w:val="0"/>
-          <w:numId w:val="1031"/>
+          <w:numId w:val="1032"/>
         </w:numPr>
       </w:pPr>
       <w:r>
@@ -3120,18 +3358,18 @@
       <w:pPr>
         <w:pStyle w:val="Heading2"/>
       </w:pPr>
-      <w:bookmarkStart w:id="38" w:name="Xaf1bc51b49e1e6ff68ef1e19bb75991c004c8c7"/>
+      <w:bookmarkStart w:id="39" w:name="Xaf1bc51b49e1e6ff68ef1e19bb75991c004c8c7"/>
       <w:r>
         <w:t xml:space="preserve">Revenue split (per Sky Mavis Builders Program guidelines)</w:t>
       </w:r>
-      <w:bookmarkEnd w:id="38"/>
-    </w:p>
-    <w:p>
-      <w:pPr>
-        <w:pStyle w:val="Compact"/>
-        <w:numPr>
-          <w:ilvl w:val="0"/>
-          <w:numId w:val="1032"/>
+      <w:bookmarkEnd w:id="39"/>
+    </w:p>
+    <w:p>
+      <w:pPr>
+        <w:pStyle w:val="Compact"/>
+        <w:numPr>
+          <w:ilvl w:val="0"/>
+          <w:numId w:val="1033"/>
         </w:numPr>
       </w:pPr>
       <w:r>
@@ -3143,7 +3381,7 @@
         <w:pStyle w:val="Compact"/>
         <w:numPr>
           <w:ilvl w:val="0"/>
-          <w:numId w:val="1032"/>
+          <w:numId w:val="1033"/>
         </w:numPr>
       </w:pPr>
       <w:r>
@@ -3155,7 +3393,7 @@
         <w:pStyle w:val="Compact"/>
         <w:numPr>
           <w:ilvl w:val="0"/>
-          <w:numId w:val="1032"/>
+          <w:numId w:val="1033"/>
         </w:numPr>
       </w:pPr>
       <w:r>
@@ -3167,7 +3405,7 @@
         <w:pStyle w:val="Compact"/>
         <w:numPr>
           <w:ilvl w:val="0"/>
-          <w:numId w:val="1032"/>
+          <w:numId w:val="1033"/>
         </w:numPr>
       </w:pPr>
       <w:r>
@@ -3191,7 +3429,7 @@
         <w:pStyle w:val="Compact"/>
         <w:numPr>
           <w:ilvl w:val="0"/>
-          <w:numId w:val="1033"/>
+          <w:numId w:val="1034"/>
         </w:numPr>
       </w:pPr>
       <w:r>
@@ -3203,23 +3441,51 @@
         <w:pStyle w:val="Compact"/>
         <w:numPr>
           <w:ilvl w:val="0"/>
-          <w:numId w:val="1033"/>
-        </w:numPr>
-      </w:pPr>
-      <w:r>
-        <w:t xml:space="preserve">"We don't just create demand — we destroy supply. Every match leaves the AXS supply marginally smaller. At scale, that's hundreds of thousands of AXS burned per year."</w:t>
-      </w:r>
-    </w:p>
-    <w:p>
-      <w:pPr>
-        <w:pStyle w:val="Compact"/>
-        <w:numPr>
-          <w:ilvl w:val="0"/>
-          <w:numId w:val="1033"/>
+          <w:numId w:val="1034"/>
+        </w:numPr>
+      </w:pPr>
+      <w:r>
+        <w:t xml:space="preserve">"We don't just create demand — we destroy supply</w:t>
+      </w:r>
+      <w:r>
+        <w:t xml:space="preserve"> </w:t>
+      </w:r>
+      <w:r>
+        <w:rPr>
+          <w:i/>
+          <w:iCs/>
+        </w:rPr>
+        <w:t xml:space="preserve">and</w:t>
+      </w:r>
+      <w:r>
+        <w:t xml:space="preserve"> </w:t>
+      </w:r>
+      <w:r>
+        <w:t xml:space="preserve">fund our own runway transparently. Every match marginally shrinks AXS supply and adds to a multisig treasury our community can audit."</w:t>
+      </w:r>
+    </w:p>
+    <w:p>
+      <w:pPr>
+        <w:pStyle w:val="Compact"/>
+        <w:numPr>
+          <w:ilvl w:val="0"/>
+          <w:numId w:val="1034"/>
         </w:numPr>
       </w:pPr>
       <w:r>
         <w:t xml:space="preserve">"Battle Pass is cosmetic only. F2P never feels gated."</w:t>
+      </w:r>
+    </w:p>
+    <w:p>
+      <w:pPr>
+        <w:pStyle w:val="Compact"/>
+        <w:numPr>
+          <w:ilvl w:val="0"/>
+          <w:numId w:val="1034"/>
+        </w:numPr>
+      </w:pPr>
+      <w:r>
+        <w:t xml:space="preserve">"The 5 % game treasury is what makes this sustainable beyond an initial grant — it's our long-term operating budget."</w:t>
       </w:r>
     </w:p>
     <w:p>
@@ -3229,8 +3495,8 @@
         </w:pict>
       </w:r>
     </w:p>
-    <w:bookmarkEnd w:id="39"/>
-    <w:bookmarkStart w:id="44" w:name="slide-9--team--commitment"/>
+    <w:bookmarkEnd w:id="40"/>
+    <w:bookmarkStart w:id="45" w:name="slide-9--team--commitment"/>
     <w:p>
       <w:pPr>
         <w:pStyle w:val="Heading2"/>
@@ -3256,7 +3522,7 @@
         <w:pStyle w:val="Compact"/>
         <w:numPr>
           <w:ilvl w:val="0"/>
-          <w:numId w:val="1034"/>
+          <w:numId w:val="1035"/>
         </w:numPr>
       </w:pPr>
       <w:r>
@@ -3268,7 +3534,7 @@
         <w:pStyle w:val="Compact"/>
         <w:numPr>
           <w:ilvl w:val="0"/>
-          <w:numId w:val="1034"/>
+          <w:numId w:val="1035"/>
         </w:numPr>
       </w:pPr>
       <w:r>
@@ -3280,7 +3546,7 @@
         <w:pStyle w:val="Compact"/>
         <w:numPr>
           <w:ilvl w:val="0"/>
-          <w:numId w:val="1034"/>
+          <w:numId w:val="1035"/>
         </w:numPr>
       </w:pPr>
       <w:r>
@@ -3303,28 +3569,28 @@
       <w:pPr>
         <w:pStyle w:val="Heading1"/>
       </w:pPr>
-      <w:bookmarkStart w:id="40" w:name="the-team"/>
+      <w:bookmarkStart w:id="41" w:name="the-team"/>
       <w:r>
         <w:t xml:space="preserve">The team</w:t>
       </w:r>
-      <w:bookmarkEnd w:id="40"/>
+      <w:bookmarkEnd w:id="41"/>
     </w:p>
     <w:p>
       <w:pPr>
         <w:pStyle w:val="Heading2"/>
       </w:pPr>
-      <w:bookmarkStart w:id="41" w:name="anuar-issa--founder-lead-engineer"/>
+      <w:bookmarkStart w:id="42" w:name="anuar-issa--founder-lead-engineer"/>
       <w:r>
         <w:t xml:space="preserve">Anuar Issa — Founder, Lead Engineer</w:t>
       </w:r>
-      <w:bookmarkEnd w:id="41"/>
-    </w:p>
-    <w:p>
-      <w:pPr>
-        <w:pStyle w:val="Compact"/>
-        <w:numPr>
-          <w:ilvl w:val="0"/>
-          <w:numId w:val="1035"/>
+      <w:bookmarkEnd w:id="42"/>
+    </w:p>
+    <w:p>
+      <w:pPr>
+        <w:pStyle w:val="Compact"/>
+        <w:numPr>
+          <w:ilvl w:val="0"/>
+          <w:numId w:val="1036"/>
         </w:numPr>
       </w:pPr>
       <w:r>
@@ -3346,7 +3612,7 @@
         <w:pStyle w:val="Compact"/>
         <w:numPr>
           <w:ilvl w:val="0"/>
-          <w:numId w:val="1035"/>
+          <w:numId w:val="1036"/>
         </w:numPr>
       </w:pPr>
       <w:r>
@@ -3358,7 +3624,7 @@
         <w:pStyle w:val="Compact"/>
         <w:numPr>
           <w:ilvl w:val="0"/>
-          <w:numId w:val="1035"/>
+          <w:numId w:val="1036"/>
         </w:numPr>
       </w:pPr>
       <w:r>
@@ -3380,7 +3646,7 @@
         <w:pStyle w:val="Compact"/>
         <w:numPr>
           <w:ilvl w:val="0"/>
-          <w:numId w:val="1035"/>
+          <w:numId w:val="1036"/>
         </w:numPr>
       </w:pPr>
       <w:r>
@@ -3392,7 +3658,7 @@
         <w:pStyle w:val="Compact"/>
         <w:numPr>
           <w:ilvl w:val="0"/>
-          <w:numId w:val="1035"/>
+          <w:numId w:val="1036"/>
         </w:numPr>
       </w:pPr>
       <w:r>
@@ -3414,18 +3680,18 @@
       <w:pPr>
         <w:pStyle w:val="Heading2"/>
       </w:pPr>
-      <w:bookmarkStart w:id="42" w:name="why-im-building-this"/>
+      <w:bookmarkStart w:id="43" w:name="why-im-building-this"/>
       <w:r>
         <w:t xml:space="preserve">Why I'm building this</w:t>
       </w:r>
-      <w:bookmarkEnd w:id="42"/>
-    </w:p>
-    <w:p>
-      <w:pPr>
-        <w:pStyle w:val="Compact"/>
-        <w:numPr>
-          <w:ilvl w:val="0"/>
-          <w:numId w:val="1036"/>
+      <w:bookmarkEnd w:id="43"/>
+    </w:p>
+    <w:p>
+      <w:pPr>
+        <w:pStyle w:val="Compact"/>
+        <w:numPr>
+          <w:ilvl w:val="0"/>
+          <w:numId w:val="1037"/>
         </w:numPr>
       </w:pPr>
       <w:r>
@@ -3437,7 +3703,7 @@
         <w:pStyle w:val="Compact"/>
         <w:numPr>
           <w:ilvl w:val="0"/>
-          <w:numId w:val="1036"/>
+          <w:numId w:val="1037"/>
         </w:numPr>
       </w:pPr>
       <w:r>
@@ -3449,7 +3715,7 @@
         <w:pStyle w:val="Compact"/>
         <w:numPr>
           <w:ilvl w:val="0"/>
-          <w:numId w:val="1036"/>
+          <w:numId w:val="1037"/>
         </w:numPr>
       </w:pPr>
       <w:r>
@@ -3476,18 +3742,18 @@
       <w:pPr>
         <w:pStyle w:val="Heading2"/>
       </w:pPr>
-      <w:bookmarkStart w:id="43" w:name="looking-to-add-post-grant"/>
+      <w:bookmarkStart w:id="44" w:name="looking-to-add-post-grant"/>
       <w:r>
         <w:t xml:space="preserve">Looking to add (post-grant)</w:t>
       </w:r>
-      <w:bookmarkEnd w:id="43"/>
-    </w:p>
-    <w:p>
-      <w:pPr>
-        <w:pStyle w:val="Compact"/>
-        <w:numPr>
-          <w:ilvl w:val="0"/>
-          <w:numId w:val="1037"/>
+      <w:bookmarkEnd w:id="44"/>
+    </w:p>
+    <w:p>
+      <w:pPr>
+        <w:pStyle w:val="Compact"/>
+        <w:numPr>
+          <w:ilvl w:val="0"/>
+          <w:numId w:val="1038"/>
         </w:numPr>
       </w:pPr>
       <w:r>
@@ -3509,7 +3775,7 @@
         <w:pStyle w:val="Compact"/>
         <w:numPr>
           <w:ilvl w:val="0"/>
-          <w:numId w:val="1037"/>
+          <w:numId w:val="1038"/>
         </w:numPr>
       </w:pPr>
       <w:r>
@@ -3531,7 +3797,7 @@
         <w:pStyle w:val="Compact"/>
         <w:numPr>
           <w:ilvl w:val="0"/>
-          <w:numId w:val="1037"/>
+          <w:numId w:val="1038"/>
         </w:numPr>
       </w:pPr>
       <w:r>
@@ -3565,7 +3831,7 @@
         <w:pStyle w:val="Compact"/>
         <w:numPr>
           <w:ilvl w:val="0"/>
-          <w:numId w:val="1038"/>
+          <w:numId w:val="1039"/>
         </w:numPr>
       </w:pPr>
       <w:r>
@@ -3577,7 +3843,7 @@
         <w:pStyle w:val="Compact"/>
         <w:numPr>
           <w:ilvl w:val="0"/>
-          <w:numId w:val="1038"/>
+          <w:numId w:val="1039"/>
         </w:numPr>
       </w:pPr>
       <w:r>
@@ -3591,8 +3857,8 @@
         </w:pict>
       </w:r>
     </w:p>
-    <w:bookmarkEnd w:id="44"/>
-    <w:bookmarkStart w:id="50" w:name="slide-10--the-ask"/>
+    <w:bookmarkEnd w:id="45"/>
+    <w:bookmarkStart w:id="51" w:name="slide-10--the-ask"/>
     <w:p>
       <w:pPr>
         <w:pStyle w:val="Heading2"/>
@@ -3618,7 +3884,7 @@
         <w:pStyle w:val="Compact"/>
         <w:numPr>
           <w:ilvl w:val="0"/>
-          <w:numId w:val="1039"/>
+          <w:numId w:val="1040"/>
         </w:numPr>
       </w:pPr>
       <w:r>
@@ -3630,7 +3896,7 @@
         <w:pStyle w:val="Compact"/>
         <w:numPr>
           <w:ilvl w:val="0"/>
-          <w:numId w:val="1039"/>
+          <w:numId w:val="1040"/>
         </w:numPr>
       </w:pPr>
       <w:r>
@@ -3653,28 +3919,28 @@
       <w:pPr>
         <w:pStyle w:val="Heading1"/>
       </w:pPr>
-      <w:bookmarkStart w:id="45" w:name="what-we-need-from-sky-mavis"/>
+      <w:bookmarkStart w:id="46" w:name="what-we-need-from-sky-mavis"/>
       <w:r>
         <w:t xml:space="preserve">What we need from Sky Mavis</w:t>
       </w:r>
-      <w:bookmarkEnd w:id="45"/>
+      <w:bookmarkEnd w:id="46"/>
     </w:p>
     <w:p>
       <w:pPr>
         <w:pStyle w:val="Heading2"/>
       </w:pPr>
-      <w:bookmarkStart w:id="46" w:name="X9e939def7dec091cbb9b07b3ca69d08653ff2d6"/>
+      <w:bookmarkStart w:id="47" w:name="X9e939def7dec091cbb9b07b3ca69d08653ff2d6"/>
       <w:r>
         <w:t xml:space="preserve">1. Acceptance to the Builders Program</w:t>
       </w:r>
-      <w:bookmarkEnd w:id="46"/>
-    </w:p>
-    <w:p>
-      <w:pPr>
-        <w:pStyle w:val="Compact"/>
-        <w:numPr>
-          <w:ilvl w:val="0"/>
-          <w:numId w:val="1040"/>
+      <w:bookmarkEnd w:id="47"/>
+    </w:p>
+    <w:p>
+      <w:pPr>
+        <w:pStyle w:val="Compact"/>
+        <w:numPr>
+          <w:ilvl w:val="0"/>
+          <w:numId w:val="1041"/>
         </w:numPr>
       </w:pPr>
       <w:r>
@@ -3696,7 +3962,7 @@
         <w:pStyle w:val="Compact"/>
         <w:numPr>
           <w:ilvl w:val="0"/>
-          <w:numId w:val="1040"/>
+          <w:numId w:val="1041"/>
         </w:numPr>
       </w:pPr>
       <w:r>
@@ -3723,18 +3989,18 @@
       <w:pPr>
         <w:pStyle w:val="Heading2"/>
       </w:pPr>
-      <w:bookmarkStart w:id="47" w:name="X739f4d45a78de9d9487422d85addbe890397c82"/>
+      <w:bookmarkStart w:id="48" w:name="X739f4d45a78de9d9487422d85addbe890397c82"/>
       <w:r>
         <w:t xml:space="preserve">2. Mavis Hub: Greenlight listing</w:t>
       </w:r>
-      <w:bookmarkEnd w:id="47"/>
-    </w:p>
-    <w:p>
-      <w:pPr>
-        <w:pStyle w:val="Compact"/>
-        <w:numPr>
-          <w:ilvl w:val="0"/>
-          <w:numId w:val="1041"/>
+      <w:bookmarkEnd w:id="48"/>
+    </w:p>
+    <w:p>
+      <w:pPr>
+        <w:pStyle w:val="Compact"/>
+        <w:numPr>
+          <w:ilvl w:val="0"/>
+          <w:numId w:val="1042"/>
         </w:numPr>
       </w:pPr>
       <w:r>
@@ -3746,7 +4012,7 @@
         <w:pStyle w:val="Compact"/>
         <w:numPr>
           <w:ilvl w:val="0"/>
-          <w:numId w:val="1041"/>
+          <w:numId w:val="1042"/>
         </w:numPr>
       </w:pPr>
       <w:r>
@@ -3757,18 +4023,18 @@
       <w:pPr>
         <w:pStyle w:val="Heading2"/>
       </w:pPr>
-      <w:bookmarkStart w:id="48" w:name="X0d30d126b3e4b91415938a425f6c6f34cf06a02"/>
+      <w:bookmarkStart w:id="49" w:name="X0d30d126b3e4b91415938a425f6c6f34cf06a02"/>
       <w:r>
         <w:t xml:space="preserve">3. API access tier upgrade</w:t>
       </w:r>
-      <w:bookmarkEnd w:id="48"/>
-    </w:p>
-    <w:p>
-      <w:pPr>
-        <w:pStyle w:val="Compact"/>
-        <w:numPr>
-          <w:ilvl w:val="0"/>
-          <w:numId w:val="1042"/>
+      <w:bookmarkEnd w:id="49"/>
+    </w:p>
+    <w:p>
+      <w:pPr>
+        <w:pStyle w:val="Compact"/>
+        <w:numPr>
+          <w:ilvl w:val="0"/>
+          <w:numId w:val="1043"/>
         </w:numPr>
       </w:pPr>
       <w:r>
@@ -3796,7 +4062,7 @@
         <w:pStyle w:val="Compact"/>
         <w:numPr>
           <w:ilvl w:val="0"/>
-          <w:numId w:val="1042"/>
+          <w:numId w:val="1043"/>
         </w:numPr>
       </w:pPr>
       <w:r>
@@ -3814,18 +4080,18 @@
       <w:pPr>
         <w:pStyle w:val="Heading2"/>
       </w:pPr>
-      <w:bookmarkStart w:id="49" w:name="what-we-offer-sky-mavis"/>
+      <w:bookmarkStart w:id="50" w:name="what-we-offer-sky-mavis"/>
       <w:r>
         <w:t xml:space="preserve">What we offer Sky Mavis</w:t>
       </w:r>
-      <w:bookmarkEnd w:id="49"/>
-    </w:p>
-    <w:p>
-      <w:pPr>
-        <w:pStyle w:val="Compact"/>
-        <w:numPr>
-          <w:ilvl w:val="0"/>
-          <w:numId w:val="1043"/>
+      <w:bookmarkEnd w:id="50"/>
+    </w:p>
+    <w:p>
+      <w:pPr>
+        <w:pStyle w:val="Compact"/>
+        <w:numPr>
+          <w:ilvl w:val="0"/>
+          <w:numId w:val="1044"/>
         </w:numPr>
       </w:pPr>
       <w:r>
@@ -3853,7 +4119,7 @@
         <w:pStyle w:val="Compact"/>
         <w:numPr>
           <w:ilvl w:val="0"/>
-          <w:numId w:val="1043"/>
+          <w:numId w:val="1044"/>
         </w:numPr>
       </w:pPr>
       <w:r>
@@ -3875,7 +4141,7 @@
         <w:pStyle w:val="Compact"/>
         <w:numPr>
           <w:ilvl w:val="0"/>
-          <w:numId w:val="1043"/>
+          <w:numId w:val="1044"/>
         </w:numPr>
       </w:pPr>
       <w:r>
@@ -3897,7 +4163,7 @@
         <w:pStyle w:val="Compact"/>
         <w:numPr>
           <w:ilvl w:val="0"/>
-          <w:numId w:val="1043"/>
+          <w:numId w:val="1044"/>
         </w:numPr>
       </w:pPr>
       <w:r>
@@ -3919,7 +4185,7 @@
         <w:pStyle w:val="Compact"/>
         <w:numPr>
           <w:ilvl w:val="0"/>
-          <w:numId w:val="1043"/>
+          <w:numId w:val="1044"/>
         </w:numPr>
       </w:pPr>
       <w:r>
@@ -4058,7 +4324,7 @@
         <w:pStyle w:val="Compact"/>
         <w:numPr>
           <w:ilvl w:val="0"/>
-          <w:numId w:val="1044"/>
+          <w:numId w:val="1045"/>
         </w:numPr>
       </w:pPr>
       <w:r>
@@ -4070,7 +4336,7 @@
         <w:pStyle w:val="Compact"/>
         <w:numPr>
           <w:ilvl w:val="0"/>
-          <w:numId w:val="1044"/>
+          <w:numId w:val="1045"/>
         </w:numPr>
       </w:pPr>
       <w:r>
@@ -4084,8 +4350,8 @@
         </w:pict>
       </w:r>
     </w:p>
-    <w:bookmarkEnd w:id="50"/>
-    <w:bookmarkStart w:id="51" w:name="appendix--anticipated-faq-back-pocket"/>
+    <w:bookmarkEnd w:id="51"/>
+    <w:bookmarkStart w:id="52" w:name="appendix--anticipated-faq-back-pocket"/>
     <w:p>
       <w:pPr>
         <w:pStyle w:val="Heading2"/>
@@ -4109,7 +4375,7 @@
         <w:t xml:space="preserve"> </w:t>
       </w:r>
       <w:r>
-        <w:t xml:space="preserve">Tournament entries (AXS/SLP, 10 % burn), pack sales, cosmetic Battle Pass, deck-slot expansions, marketplace royalties on Axie-NFT-cards. F2P retention model proven by Hearthstone (~30 % of F2P become paying within 90 days).</w:t>
+        <w:t xml:space="preserve">Tournament entries (AXS/SLP, 5 % burn + 5 % game treasury), pack sales, cosmetic Battle Pass, deck-slot expansions, marketplace royalties on Axie-NFT-cards. F2P retention model proven by Hearthstone (~30 % of F2P become paying within 90 days).</w:t>
       </w:r>
     </w:p>
     <w:p>
@@ -4214,8 +4480,8 @@
         <w:t xml:space="preserve">Public Axie APIs are open. We use no copied art. Title is provisional and subject to renaming. Disclaimer is on every page. Game is built to run alongside official Axie products, not against them.</w:t>
       </w:r>
     </w:p>
-    <w:bookmarkEnd w:id="51"/>
     <w:bookmarkEnd w:id="52"/>
+    <w:bookmarkEnd w:id="53"/>
     <w:sectPr>
       <w:footnotePr>
         <w:numRestart w:val="eachSect"/>
@@ -4689,6 +4955,9 @@
     <w:abstractNumId w:val="991"/>
   </w:num>
   <w:num w:numId="1031">
+    <w:abstractNumId w:val="991"/>
+  </w:num>
+  <w:num w:numId="1032">
     <w:abstractNumId w:val="99411"/>
     <w:lvlOverride w:ilvl="0">
       <w:startOverride w:val="1"/>
@@ -4717,9 +4986,6 @@
     <w:lvlOverride w:ilvl="8">
       <w:startOverride w:val="1"/>
     </w:lvlOverride>
-  </w:num>
-  <w:num w:numId="1032">
-    <w:abstractNumId w:val="991"/>
   </w:num>
   <w:num w:numId="1033">
     <w:abstractNumId w:val="991"/>
@@ -4755,6 +5021,9 @@
     <w:abstractNumId w:val="991"/>
   </w:num>
   <w:num w:numId="1044">
+    <w:abstractNumId w:val="991"/>
+  </w:num>
+  <w:num w:numId="1045">
     <w:abstractNumId w:val="991"/>
   </w:num>
 </w:numbering>

--- a/pitch/exports/pitch-PITCH_DECK.docx
+++ b/pitch/exports/pitch-PITCH_DECK.docx
@@ -2,7 +2,7 @@
 <file path=word/document.xml><?xml version="1.0" encoding="utf-8"?>
 <w:document xmlns:w="http://schemas.openxmlformats.org/wordprocessingml/2006/main" xmlns:m="http://schemas.openxmlformats.org/officeDocument/2006/math" xmlns:r="http://schemas.openxmlformats.org/officeDocument/2006/relationships" xmlns:o="urn:schemas-microsoft-com:office:office" xmlns:v="urn:schemas-microsoft-com:vml" xmlns:w10="urn:schemas-microsoft-com:office:word" xmlns:a="http://schemas.openxmlformats.org/drawingml/2006/main" xmlns:pic="http://schemas.openxmlformats.org/drawingml/2006/picture" xmlns:wp="http://schemas.openxmlformats.org/drawingml/2006/wordprocessingDrawing">
   <w:body>
-    <w:bookmarkStart w:id="53" w:name="X2f47ba6e23aed3dbbfdd405fd9cf737aa40785a"/>
+    <w:bookmarkStart w:id="54" w:name="X2f47ba6e23aed3dbbfdd405fd9cf737aa40785a"/>
     <w:p>
       <w:pPr>
         <w:pStyle w:val="Heading1"/>
@@ -1551,7 +1551,7 @@
       </w:r>
     </w:p>
     <w:bookmarkEnd w:id="23"/>
-    <w:bookmarkStart w:id="25" w:name="slide-5--live-demo-highlights"/>
+    <w:bookmarkStart w:id="26" w:name="slide-5--live-demo-highlights"/>
     <w:p>
       <w:pPr>
         <w:pStyle w:val="Heading2"/>
@@ -1969,8 +1969,19 @@
         <w:t xml:space="preserve">5-min walkthrough video</w:t>
       </w:r>
       <w:r>
-        <w:t xml:space="preserve">: [YouTube unlisted link]</w:t>
-      </w:r>
+        <w:t xml:space="preserve">:</w:t>
+      </w:r>
+      <w:r>
+        <w:t xml:space="preserve"> </w:t>
+      </w:r>
+      <w:hyperlink r:id="rId25">
+        <w:r>
+          <w:rPr>
+            <w:rStyle w:val="Hyperlink"/>
+          </w:rPr>
+          <w:t xml:space="preserve">https://youtu.be/4z2y129paOY</w:t>
+        </w:r>
+      </w:hyperlink>
     </w:p>
     <w:p>
       <w:pPr>
@@ -2042,8 +2053,8 @@
         </w:pict>
       </w:r>
     </w:p>
-    <w:bookmarkEnd w:id="25"/>
-    <w:bookmarkStart w:id="27" w:name="slide-6--sky-mavis-ecosystem-alignment"/>
+    <w:bookmarkEnd w:id="26"/>
+    <w:bookmarkStart w:id="28" w:name="slide-6--sky-mavis-ecosystem-alignment"/>
     <w:p>
       <w:pPr>
         <w:pStyle w:val="Heading2"/>
@@ -2104,11 +2115,11 @@
       <w:pPr>
         <w:pStyle w:val="Heading1"/>
       </w:pPr>
-      <w:bookmarkStart w:id="26" w:name="aligned-with-sky-mavis-pillars"/>
+      <w:bookmarkStart w:id="27" w:name="aligned-with-sky-mavis-pillars"/>
       <w:r>
         <w:t xml:space="preserve">Aligned with Sky Mavis pillars</w:t>
       </w:r>
-      <w:bookmarkEnd w:id="26"/>
+      <w:bookmarkEnd w:id="27"/>
     </w:p>
     <w:tbl>
       <w:tblPr>
@@ -2471,8 +2482,8 @@
         </w:pict>
       </w:r>
     </w:p>
-    <w:bookmarkEnd w:id="27"/>
-    <w:bookmarkStart w:id="33" w:name="X164c928dedf0459cb5f98dcea35684c850a07fe"/>
+    <w:bookmarkEnd w:id="28"/>
+    <w:bookmarkStart w:id="34" w:name="X164c928dedf0459cb5f98dcea35684c850a07fe"/>
     <w:p>
       <w:pPr>
         <w:pStyle w:val="Heading2"/>
@@ -2521,21 +2532,21 @@
       <w:pPr>
         <w:pStyle w:val="Heading1"/>
       </w:pPr>
-      <w:bookmarkStart w:id="28" w:name="Xb3e8fed98bc0e65cad8f408b63f7e13fe2ea3f8"/>
+      <w:bookmarkStart w:id="29" w:name="Xb3e8fed98bc0e65cad8f408b63f7e13fe2ea3f8"/>
       <w:r>
         <w:t xml:space="preserve">12-month roadmap with Sky Mavis support</w:t>
       </w:r>
-      <w:bookmarkEnd w:id="28"/>
+      <w:bookmarkEnd w:id="29"/>
     </w:p>
     <w:p>
       <w:pPr>
         <w:pStyle w:val="Heading2"/>
       </w:pPr>
-      <w:bookmarkStart w:id="29" w:name="q1-month-13--partnership-integration"/>
+      <w:bookmarkStart w:id="30" w:name="q1-month-13--partnership-integration"/>
       <w:r>
         <w:t xml:space="preserve">Q1 (Month 1–3) — Partnership integration</w:t>
       </w:r>
-      <w:bookmarkEnd w:id="29"/>
+      <w:bookmarkEnd w:id="30"/>
     </w:p>
     <w:p>
       <w:pPr>
@@ -2605,11 +2616,11 @@
       <w:pPr>
         <w:pStyle w:val="Heading2"/>
       </w:pPr>
-      <w:bookmarkStart w:id="30" w:name="q2-month-46--mainnet--economy"/>
+      <w:bookmarkStart w:id="31" w:name="q2-month-46--mainnet--economy"/>
       <w:r>
         <w:t xml:space="preserve">Q2 (Month 4–6) — Mainnet + economy</w:t>
       </w:r>
-      <w:bookmarkEnd w:id="30"/>
+      <w:bookmarkEnd w:id="31"/>
     </w:p>
     <w:p>
       <w:pPr>
@@ -2673,11 +2684,11 @@
       <w:pPr>
         <w:pStyle w:val="Heading2"/>
       </w:pPr>
-      <w:bookmarkStart w:id="31" w:name="q3-month-79--content--esports"/>
+      <w:bookmarkStart w:id="32" w:name="q3-month-79--content--esports"/>
       <w:r>
         <w:t xml:space="preserve">Q3 (Month 7–9) — Content + esports</w:t>
       </w:r>
-      <w:bookmarkEnd w:id="31"/>
+      <w:bookmarkEnd w:id="32"/>
     </w:p>
     <w:p>
       <w:pPr>
@@ -2719,11 +2730,11 @@
       <w:pPr>
         <w:pStyle w:val="Heading2"/>
       </w:pPr>
-      <w:bookmarkStart w:id="32" w:name="q4-month-1012--scale"/>
+      <w:bookmarkStart w:id="33" w:name="q4-month-1012--scale"/>
       <w:r>
         <w:t xml:space="preserve">Q4 (Month 10–12) — Scale</w:t>
       </w:r>
-      <w:bookmarkEnd w:id="32"/>
+      <w:bookmarkEnd w:id="33"/>
     </w:p>
     <w:p>
       <w:pPr>
@@ -2816,8 +2827,8 @@
         </w:pict>
       </w:r>
     </w:p>
-    <w:bookmarkEnd w:id="33"/>
-    <w:bookmarkStart w:id="40" w:name="X7353a126c07b767ebd9c250bb939a9ef0747fed"/>
+    <w:bookmarkEnd w:id="34"/>
+    <w:bookmarkStart w:id="41" w:name="X7353a126c07b767ebd9c250bb939a9ef0747fed"/>
     <w:p>
       <w:pPr>
         <w:pStyle w:val="Heading2"/>
@@ -2926,21 +2937,21 @@
       <w:pPr>
         <w:pStyle w:val="Heading1"/>
       </w:pPr>
-      <w:bookmarkStart w:id="34" w:name="tournament-first-deflationary-economy"/>
+      <w:bookmarkStart w:id="35" w:name="tournament-first-deflationary-economy"/>
       <w:r>
         <w:t xml:space="preserve">Tournament-first deflationary economy</w:t>
       </w:r>
-      <w:bookmarkEnd w:id="34"/>
+      <w:bookmarkEnd w:id="35"/>
     </w:p>
     <w:p>
       <w:pPr>
         <w:pStyle w:val="Heading2"/>
       </w:pPr>
-      <w:bookmarkStart w:id="35" w:name="tournaments--the-core-axsslp-demand-sink"/>
+      <w:bookmarkStart w:id="36" w:name="tournaments--the-core-axsslp-demand-sink"/>
       <w:r>
         <w:t xml:space="preserve">Tournaments — the core AXS/SLP demand sink</w:t>
       </w:r>
-      <w:bookmarkEnd w:id="35"/>
+      <w:bookmarkEnd w:id="36"/>
     </w:p>
     <w:p>
       <w:pPr>
@@ -3094,11 +3105,11 @@
       <w:pPr>
         <w:pStyle w:val="Heading2"/>
       </w:pPr>
-      <w:bookmarkStart w:id="36" w:name="X149baea45dc2d426e3800c828f25664be2928b5"/>
+      <w:bookmarkStart w:id="37" w:name="X149baea45dc2d426e3800c828f25664be2928b5"/>
       <w:r>
         <w:t xml:space="preserve">Why split the non-prize half (not pure 10 % burn)?</w:t>
       </w:r>
-      <w:bookmarkEnd w:id="36"/>
+      <w:bookmarkEnd w:id="37"/>
     </w:p>
     <w:p>
       <w:pPr>
@@ -3162,11 +3173,11 @@
       <w:pPr>
         <w:pStyle w:val="Heading2"/>
       </w:pPr>
-      <w:bookmarkStart w:id="37" w:name="why-this-matters-to-sky-mavis"/>
+      <w:bookmarkStart w:id="38" w:name="why-this-matters-to-sky-mavis"/>
       <w:r>
         <w:t xml:space="preserve">Why this matters to Sky Mavis</w:t>
       </w:r>
-      <w:bookmarkEnd w:id="37"/>
+      <w:bookmarkEnd w:id="38"/>
     </w:p>
     <w:p>
       <w:pPr>
@@ -3260,11 +3271,11 @@
       <w:pPr>
         <w:pStyle w:val="Heading2"/>
       </w:pPr>
-      <w:bookmarkStart w:id="38" w:name="other-revenue-streams--sinks"/>
+      <w:bookmarkStart w:id="39" w:name="other-revenue-streams--sinks"/>
       <w:r>
         <w:t xml:space="preserve">Other revenue streams + sinks</w:t>
       </w:r>
-      <w:bookmarkEnd w:id="38"/>
+      <w:bookmarkEnd w:id="39"/>
     </w:p>
     <w:p>
       <w:pPr>
@@ -3358,11 +3369,11 @@
       <w:pPr>
         <w:pStyle w:val="Heading2"/>
       </w:pPr>
-      <w:bookmarkStart w:id="39" w:name="Xaf1bc51b49e1e6ff68ef1e19bb75991c004c8c7"/>
+      <w:bookmarkStart w:id="40" w:name="Xaf1bc51b49e1e6ff68ef1e19bb75991c004c8c7"/>
       <w:r>
         <w:t xml:space="preserve">Revenue split (per Sky Mavis Builders Program guidelines)</w:t>
       </w:r>
-      <w:bookmarkEnd w:id="39"/>
+      <w:bookmarkEnd w:id="40"/>
     </w:p>
     <w:p>
       <w:pPr>
@@ -3495,8 +3506,8 @@
         </w:pict>
       </w:r>
     </w:p>
-    <w:bookmarkEnd w:id="40"/>
-    <w:bookmarkStart w:id="45" w:name="slide-9--team--commitment"/>
+    <w:bookmarkEnd w:id="41"/>
+    <w:bookmarkStart w:id="46" w:name="slide-9--team--commitment"/>
     <w:p>
       <w:pPr>
         <w:pStyle w:val="Heading2"/>
@@ -3569,21 +3580,21 @@
       <w:pPr>
         <w:pStyle w:val="Heading1"/>
       </w:pPr>
-      <w:bookmarkStart w:id="41" w:name="the-team"/>
+      <w:bookmarkStart w:id="42" w:name="the-team"/>
       <w:r>
         <w:t xml:space="preserve">The team</w:t>
       </w:r>
-      <w:bookmarkEnd w:id="41"/>
+      <w:bookmarkEnd w:id="42"/>
     </w:p>
     <w:p>
       <w:pPr>
         <w:pStyle w:val="Heading2"/>
       </w:pPr>
-      <w:bookmarkStart w:id="42" w:name="anuar-issa--founder-lead-engineer"/>
+      <w:bookmarkStart w:id="43" w:name="anuar-issa--founder-lead-engineer"/>
       <w:r>
         <w:t xml:space="preserve">Anuar Issa — Founder, Lead Engineer</w:t>
       </w:r>
-      <w:bookmarkEnd w:id="42"/>
+      <w:bookmarkEnd w:id="43"/>
     </w:p>
     <w:p>
       <w:pPr>
@@ -3680,11 +3691,11 @@
       <w:pPr>
         <w:pStyle w:val="Heading2"/>
       </w:pPr>
-      <w:bookmarkStart w:id="43" w:name="why-im-building-this"/>
+      <w:bookmarkStart w:id="44" w:name="why-im-building-this"/>
       <w:r>
         <w:t xml:space="preserve">Why I'm building this</w:t>
       </w:r>
-      <w:bookmarkEnd w:id="43"/>
+      <w:bookmarkEnd w:id="44"/>
     </w:p>
     <w:p>
       <w:pPr>
@@ -3742,11 +3753,11 @@
       <w:pPr>
         <w:pStyle w:val="Heading2"/>
       </w:pPr>
-      <w:bookmarkStart w:id="44" w:name="looking-to-add-post-grant"/>
+      <w:bookmarkStart w:id="45" w:name="looking-to-add-post-grant"/>
       <w:r>
         <w:t xml:space="preserve">Looking to add (post-grant)</w:t>
       </w:r>
-      <w:bookmarkEnd w:id="44"/>
+      <w:bookmarkEnd w:id="45"/>
     </w:p>
     <w:p>
       <w:pPr>
@@ -3857,8 +3868,8 @@
         </w:pict>
       </w:r>
     </w:p>
-    <w:bookmarkEnd w:id="45"/>
-    <w:bookmarkStart w:id="51" w:name="slide-10--the-ask"/>
+    <w:bookmarkEnd w:id="46"/>
+    <w:bookmarkStart w:id="52" w:name="slide-10--the-ask"/>
     <w:p>
       <w:pPr>
         <w:pStyle w:val="Heading2"/>
@@ -3919,21 +3930,21 @@
       <w:pPr>
         <w:pStyle w:val="Heading1"/>
       </w:pPr>
-      <w:bookmarkStart w:id="46" w:name="what-we-need-from-sky-mavis"/>
+      <w:bookmarkStart w:id="47" w:name="what-we-need-from-sky-mavis"/>
       <w:r>
         <w:t xml:space="preserve">What we need from Sky Mavis</w:t>
       </w:r>
-      <w:bookmarkEnd w:id="46"/>
+      <w:bookmarkEnd w:id="47"/>
     </w:p>
     <w:p>
       <w:pPr>
         <w:pStyle w:val="Heading2"/>
       </w:pPr>
-      <w:bookmarkStart w:id="47" w:name="X9e939def7dec091cbb9b07b3ca69d08653ff2d6"/>
+      <w:bookmarkStart w:id="48" w:name="X9e939def7dec091cbb9b07b3ca69d08653ff2d6"/>
       <w:r>
         <w:t xml:space="preserve">1. Acceptance to the Builders Program</w:t>
       </w:r>
-      <w:bookmarkEnd w:id="47"/>
+      <w:bookmarkEnd w:id="48"/>
     </w:p>
     <w:p>
       <w:pPr>
@@ -3989,11 +4000,11 @@
       <w:pPr>
         <w:pStyle w:val="Heading2"/>
       </w:pPr>
-      <w:bookmarkStart w:id="48" w:name="X739f4d45a78de9d9487422d85addbe890397c82"/>
+      <w:bookmarkStart w:id="49" w:name="X739f4d45a78de9d9487422d85addbe890397c82"/>
       <w:r>
         <w:t xml:space="preserve">2. Mavis Hub: Greenlight listing</w:t>
       </w:r>
-      <w:bookmarkEnd w:id="48"/>
+      <w:bookmarkEnd w:id="49"/>
     </w:p>
     <w:p>
       <w:pPr>
@@ -4023,11 +4034,11 @@
       <w:pPr>
         <w:pStyle w:val="Heading2"/>
       </w:pPr>
-      <w:bookmarkStart w:id="49" w:name="X0d30d126b3e4b91415938a425f6c6f34cf06a02"/>
+      <w:bookmarkStart w:id="50" w:name="X0d30d126b3e4b91415938a425f6c6f34cf06a02"/>
       <w:r>
         <w:t xml:space="preserve">3. API access tier upgrade</w:t>
       </w:r>
-      <w:bookmarkEnd w:id="49"/>
+      <w:bookmarkEnd w:id="50"/>
     </w:p>
     <w:p>
       <w:pPr>
@@ -4080,11 +4091,11 @@
       <w:pPr>
         <w:pStyle w:val="Heading2"/>
       </w:pPr>
-      <w:bookmarkStart w:id="50" w:name="what-we-offer-sky-mavis"/>
+      <w:bookmarkStart w:id="51" w:name="what-we-offer-sky-mavis"/>
       <w:r>
         <w:t xml:space="preserve">What we offer Sky Mavis</w:t>
       </w:r>
-      <w:bookmarkEnd w:id="50"/>
+      <w:bookmarkEnd w:id="51"/>
     </w:p>
     <w:p>
       <w:pPr>
@@ -4350,8 +4361,8 @@
         </w:pict>
       </w:r>
     </w:p>
-    <w:bookmarkEnd w:id="51"/>
-    <w:bookmarkStart w:id="52" w:name="appendix--anticipated-faq-back-pocket"/>
+    <w:bookmarkEnd w:id="52"/>
+    <w:bookmarkStart w:id="53" w:name="appendix--anticipated-faq-back-pocket"/>
     <w:p>
       <w:pPr>
         <w:pStyle w:val="Heading2"/>
@@ -4480,8 +4491,8 @@
         <w:t xml:space="preserve">Public Axie APIs are open. We use no copied art. Title is provisional and subject to renaming. Disclaimer is on every page. Game is built to run alongside official Axie products, not against them.</w:t>
       </w:r>
     </w:p>
-    <w:bookmarkEnd w:id="52"/>
     <w:bookmarkEnd w:id="53"/>
+    <w:bookmarkEnd w:id="54"/>
     <w:sectPr>
       <w:footnotePr>
         <w:numRestart w:val="eachSect"/>

--- a/pitch/exports/pitch-PITCH_DECK.docx
+++ b/pitch/exports/pitch-PITCH_DECK.docx
@@ -2712,6 +2712,27 @@
       </w:pPr>
       <w:r>
         <w:t xml:space="preserve">Ranked seasons with leaderboards</w:t>
+      </w:r>
+    </w:p>
+    <w:p>
+      <w:pPr>
+        <w:pStyle w:val="Compact"/>
+        <w:numPr>
+          <w:ilvl w:val="0"/>
+          <w:numId w:val="1025"/>
+        </w:numPr>
+      </w:pPr>
+      <w:r>
+        <w:t xml:space="preserve">Progression v2 — horizontal, F2P-safe (identity / access / collection, never combat power). Full design:</w:t>
+      </w:r>
+      <w:r>
+        <w:t xml:space="preserve"> </w:t>
+      </w:r>
+      <w:r>
+        <w:rPr>
+          <w:rStyle w:val="VerbatimChar"/>
+        </w:rPr>
+        <w:t xml:space="preserve">docs/PROGRESSION.md</w:t>
       </w:r>
     </w:p>
     <w:p>
